--- a/public/assets/template/docx/surat_wali_hakim.docx
+++ b/public/assets/template/docx/surat_wali_hakim.docx
@@ -73,7 +73,7 @@
         <w:pStyle w:val="BodyText"/>
       </w:pPr>
       <w:r>
-        <w:t xml:space="preserve">KABUPATEN $NAMA_KAB</w:t>
+        <w:t xml:space="preserve">KABUPATEN ${NAMA_KAB}</w:t>
       </w:r>
     </w:p>
     <w:p>
@@ -81,7 +81,7 @@
         <w:pStyle w:val="BodyText"/>
       </w:pPr>
       <w:r>
-        <w:t xml:space="preserve">KAPANEWON $NAMA_KEC</w:t>
+        <w:t xml:space="preserve">KAPANEWON ${NAMA_KEC}</w:t>
       </w:r>
     </w:p>
     <w:p>
@@ -93,7 +93,7 @@
           <w:b/>
           <w:bCs/>
         </w:rPr>
-        <w:t xml:space="preserve">PEMERINTAH KALURAHAN $NAMA_DES</w:t>
+        <w:t xml:space="preserve">PEMERINTAH KALURAHAN ${NAMA_DES}</w:t>
       </w:r>
     </w:p>
     <w:p>
@@ -101,7 +101,7 @@
         <w:pStyle w:val="BodyText"/>
       </w:pPr>
       <w:r>
-        <w:t xml:space="preserve">$NAMA_DESA_JAWA</w:t>
+        <w:t xml:space="preserve">${NAMA_DESA_JAWA}</w:t>
       </w:r>
       <w:r>
         <w:drawing>
@@ -152,7 +152,7 @@
         <w:pStyle w:val="BodyText"/>
       </w:pPr>
       <w:r>
-        <w:t xml:space="preserve">$ALAMAT_DES</w:t>
+        <w:t xml:space="preserve">${ALAMAT_DES}</w:t>
       </w:r>
     </w:p>
     <w:p>
@@ -160,7 +160,7 @@
         <w:pStyle w:val="BodyText"/>
       </w:pPr>
       <w:r>
-        <w:t xml:space="preserve">Posel : $ALAMAT_MAIL</w:t>
+        <w:t xml:space="preserve">Posel : ${ALAMAT_MAIL}</w:t>
       </w:r>
     </w:p>
     <w:p>
@@ -179,7 +179,7 @@
         <w:pStyle w:val="FirstParagraph"/>
       </w:pPr>
       <w:r>
-        <w:t xml:space="preserve">Nomor : $NOMOR_SURAT /$KODE_DESA /$TAHUN</w:t>
+        <w:t xml:space="preserve">Nomor : ${NOMOR_SURAT} /${KODE_DESA} /${TAHUN}</w:t>
       </w:r>
     </w:p>
     <w:p>
@@ -187,7 +187,7 @@
         <w:pStyle w:val="BodyText"/>
       </w:pPr>
       <w:r>
-        <w:t xml:space="preserve">Yang bertanda tangan di bawah ini, Lurah $NAMA_DES, Kapanewon $NAMA_KEC, Kabupaten $NAMA_KAB, menerangkan dengan sebenarnya bahwa :</w:t>
+        <w:t xml:space="preserve">Yang bertanda tangan di bawah ini, Lurah ${NAMA_DES}, Kapanewon ${NAMA_KEC}, Kabupaten ${NAMA_KAB}, menerangkan dengan sebenarnya bahwa :</w:t>
       </w:r>
     </w:p>
     <w:p>
@@ -208,7 +208,7 @@
           <w:b/>
           <w:bCs/>
         </w:rPr>
-        <w:t xml:space="preserve">$NAMA</w:t>
+        <w:t xml:space="preserve">${NAMA}</w:t>
       </w:r>
     </w:p>
     <w:p>
@@ -219,7 +219,7 @@
         </w:numPr>
       </w:pPr>
       <w:r>
-        <w:t xml:space="preserve">Binti : $NAMA_AYAH</w:t>
+        <w:t xml:space="preserve">Binti : ${NAMA_AYAH}</w:t>
       </w:r>
     </w:p>
     <w:p>
@@ -230,7 +230,7 @@
         </w:numPr>
       </w:pPr>
       <w:r>
-        <w:t xml:space="preserve">NIK : $NO_KTP</w:t>
+        <w:t xml:space="preserve">NIK : ${NO_KTP}</w:t>
       </w:r>
     </w:p>
     <w:p>
@@ -241,7 +241,7 @@
         </w:numPr>
       </w:pPr>
       <w:r>
-        <w:t xml:space="preserve">Tempat/tanggal lahir : $TTL</w:t>
+        <w:t xml:space="preserve">Tempat/tanggal lahir : ${TTL}</w:t>
       </w:r>
     </w:p>
     <w:p>
@@ -252,7 +252,7 @@
         </w:numPr>
       </w:pPr>
       <w:r>
-        <w:t xml:space="preserve">Warganegara : $SEX</w:t>
+        <w:t xml:space="preserve">Warganegara : ${SEX}</w:t>
       </w:r>
     </w:p>
     <w:p>
@@ -263,7 +263,7 @@
         </w:numPr>
       </w:pPr>
       <w:r>
-        <w:t xml:space="preserve">Agama : $AGAMA</w:t>
+        <w:t xml:space="preserve">Agama : ${AGAMA}</w:t>
       </w:r>
     </w:p>
     <w:p>
@@ -274,7 +274,7 @@
         </w:numPr>
       </w:pPr>
       <w:r>
-        <w:t xml:space="preserve">Pekerjaan : $PEKERJAAN</w:t>
+        <w:t xml:space="preserve">Pekerjaan : ${PEKERJAAN}</w:t>
       </w:r>
     </w:p>
     <w:p>
@@ -285,7 +285,7 @@
         </w:numPr>
       </w:pPr>
       <w:r>
-        <w:t xml:space="preserve">Alamat : $ALAMAT</w:t>
+        <w:t xml:space="preserve">Alamat : ${ALAMAT}</w:t>
       </w:r>
       <w:r>
         <w:t xml:space="preserve"> </w:t>
@@ -299,7 +299,7 @@
         <w:t xml:space="preserve"> </w:t>
       </w:r>
       <w:r>
-        <w:t xml:space="preserve">$NAMA_DES, Kapanewon $NAMA_KEC, Kabupaten $NAMA_KAB</w:t>
+        <w:t xml:space="preserve">${NAMA_DES}, Kapanewon ${NAMA_KEC}, Kabupaten ${NAMA_KAB}</w:t>
       </w:r>
     </w:p>
     <w:p>
@@ -318,7 +318,7 @@
         </w:numPr>
       </w:pPr>
       <w:r>
-        <w:t xml:space="preserve">Nama : $NAMA_CALON</w:t>
+        <w:t xml:space="preserve">Nama : ${NAMA_CALON}</w:t>
       </w:r>
     </w:p>
     <w:p>
@@ -329,7 +329,7 @@
         </w:numPr>
       </w:pPr>
       <w:r>
-        <w:t xml:space="preserve">Bin : $BINTI</w:t>
+        <w:t xml:space="preserve">Bin : ${BINTI}</w:t>
       </w:r>
     </w:p>
     <w:p>
@@ -340,7 +340,7 @@
         </w:numPr>
       </w:pPr>
       <w:r>
-        <w:t xml:space="preserve">NIK : $NIK_CALON</w:t>
+        <w:t xml:space="preserve">NIK : ${NIK_CALON}</w:t>
       </w:r>
     </w:p>
     <w:p>
@@ -351,7 +351,7 @@
         </w:numPr>
       </w:pPr>
       <w:r>
-        <w:t xml:space="preserve">Tempat/tanggal lahir : $TPT_LAHIR_CALON, $TGL_LAHIR_CALON</w:t>
+        <w:t xml:space="preserve">Tempat/tanggal lahir : ${TPT_LAHIR_CALON}, ${TGL_LAHIR_CALON}</w:t>
       </w:r>
     </w:p>
     <w:p>
@@ -362,7 +362,7 @@
         </w:numPr>
       </w:pPr>
       <w:r>
-        <w:t xml:space="preserve">Warganegara : $WARGA_NEGARA_CALON</w:t>
+        <w:t xml:space="preserve">Warganegara : ${WARGA_NEGARA_CALON}</w:t>
       </w:r>
     </w:p>
     <w:p>
@@ -373,7 +373,7 @@
         </w:numPr>
       </w:pPr>
       <w:r>
-        <w:t xml:space="preserve">Agama : $AGAMA_CALON</w:t>
+        <w:t xml:space="preserve">Agama : ${AGAMA_CALON}</w:t>
       </w:r>
     </w:p>
     <w:p>
@@ -384,7 +384,7 @@
         </w:numPr>
       </w:pPr>
       <w:r>
-        <w:t xml:space="preserve">Pekerjaan : $KERJA_CALON</w:t>
+        <w:t xml:space="preserve">Pekerjaan : ${KERJA_CALON}</w:t>
       </w:r>
     </w:p>
     <w:p>
@@ -395,7 +395,7 @@
         </w:numPr>
       </w:pPr>
       <w:r>
-        <w:t xml:space="preserve">Tempat tinggal : $ALAMAT_CALON</w:t>
+        <w:t xml:space="preserve">Tempat tinggal : ${ALAMAT_CALON}</w:t>
       </w:r>
     </w:p>
     <w:p>
@@ -412,7 +412,7 @@
         <w:rPr>
           <w:u w:val="single"/>
         </w:rPr>
-        <w:t xml:space="preserve">$NAMA_AYAH</w:t>
+        <w:t xml:space="preserve">${NAMA_AYAH}</w:t>
       </w:r>
     </w:p>
     <w:p>
@@ -429,7 +429,7 @@
         <w:rPr>
           <w:u w:val="single"/>
         </w:rPr>
-        <w:t xml:space="preserve">$SEBAB_WALI</w:t>
+        <w:t xml:space="preserve">${SEBAB_WALI}</w:t>
       </w:r>
     </w:p>
     <w:p>
@@ -461,7 +461,7 @@
         </w:numPr>
       </w:pPr>
       <w:r>
-        <w:t xml:space="preserve">Nama : $NAMA_WALI</w:t>
+        <w:t xml:space="preserve">Nama : ${NAMA_WALI}</w:t>
       </w:r>
     </w:p>
     <w:p>
@@ -472,7 +472,7 @@
         </w:numPr>
       </w:pPr>
       <w:r>
-        <w:t xml:space="preserve">NIK : $NIK_WALI</w:t>
+        <w:t xml:space="preserve">NIK : ${NIK_WALI}</w:t>
       </w:r>
     </w:p>
     <w:p>
@@ -483,7 +483,7 @@
         </w:numPr>
       </w:pPr>
       <w:r>
-        <w:t xml:space="preserve">Tempat, Tanggal Lahir : $TPTLHR_WALI, $TGLLHR_WALI</w:t>
+        <w:t xml:space="preserve">Tempat, Tanggal Lahir : ${TPTLHR_WALI}, ${TGLLHR_WALI}</w:t>
       </w:r>
     </w:p>
     <w:p>
@@ -494,7 +494,7 @@
         </w:numPr>
       </w:pPr>
       <w:r>
-        <w:t xml:space="preserve">Jenis Kelamin : $KELAMIN_WALI</w:t>
+        <w:t xml:space="preserve">Jenis Kelamin : ${KELAMIN_WALI}</w:t>
       </w:r>
     </w:p>
     <w:p>
@@ -505,7 +505,7 @@
         </w:numPr>
       </w:pPr>
       <w:r>
-        <w:t xml:space="preserve">Agama : $AGAMA_WALI</w:t>
+        <w:t xml:space="preserve">Agama : ${AGAMA_WALI}</w:t>
       </w:r>
     </w:p>
     <w:p>
@@ -516,7 +516,7 @@
         </w:numPr>
       </w:pPr>
       <w:r>
-        <w:t xml:space="preserve">Alamat : $ALAMAT_WALI</w:t>
+        <w:t xml:space="preserve">Alamat : ${ALAMAT_WALI}</w:t>
       </w:r>
     </w:p>
     <w:p>
@@ -524,7 +524,7 @@
         <w:pStyle w:val="FirstParagraph"/>
       </w:pPr>
       <w:r>
-        <w:t xml:space="preserve">Hubungan dengan pengantin Perempuan : $HUBUNGAN_WALI</w:t>
+        <w:t xml:space="preserve">Hubungan dengan pengantin Perempuan : ${HUBUNGAN_WALI}</w:t>
       </w:r>
     </w:p>
     <w:p>
@@ -599,7 +599,7 @@
               <w:pStyle w:val="FirstParagraph"/>
             </w:pPr>
             <w:r>
-              <w:t xml:space="preserve">$NAMA_DES, $TGL_SURAT</w:t>
+              <w:t xml:space="preserve">${NAMA_DES}, ${TGL_SURAT}</w:t>
             </w:r>
           </w:p>
           <w:p>
@@ -607,7 +607,7 @@
               <w:pStyle w:val="BodyText"/>
             </w:pPr>
             <w:r>
-              <w:t xml:space="preserve">$JABATAN,</w:t>
+              <w:t xml:space="preserve">${JABATAN},</w:t>
             </w:r>
           </w:p>
           <w:p>
@@ -615,7 +615,7 @@
               <w:pStyle w:val="BodyText"/>
             </w:pPr>
             <w:r>
-              <w:t xml:space="preserve">$NAMA_PAMONG</w:t>
+              <w:t xml:space="preserve">${NAMA_PAMONG}</w:t>
             </w:r>
           </w:p>
         </w:tc>
